--- a/docs/流转使用说明书.docx
+++ b/docs/流转使用说明书.docx
@@ -46,7 +46,7 @@
           <w:sz w:val="21"/>
           <w:szCs w:val="21"/>
         </w:rPr>
-        <w:t xml:space="preserve">版本：v2.0（PC 端 + 安卓端 + 局域网互联）   适用人群：0 基础新手</w:t>
+        <w:t xml:space="preserve">版本：v2.1（PC 端 + 安卓端 + 局域网互联）   适用人群：0 基础新手</w:t>
       </w:r>
     </w:p>
     <w:p>
@@ -120,6 +120,20 @@
           <w:sz w:val="21"/>
           <w:szCs w:val="21"/>
         </w:rPr>
+        <w:t xml:space="preserve">⚡ 后台复制秒达（LSPosed 模式）：装 LSPosed 模块后，任意 App（含微信）复制直接上电脑，零操作、对原 App 零干扰</w:t>
+      </w:r>
+    </w:p>
+    <w:p>
+      <w:pPr>
+        <w:spacing w:after="60" w:line="312"/>
+        <w:ind w:left="480"/>
+      </w:pPr>
+      <w:r>
+        <w:rPr>
+          <w:rFonts w:ascii="Microsoft YaHei" w:cs="Microsoft YaHei" w:eastAsia="Microsoft YaHei" w:hAnsi="Microsoft YaHei"/>
+          <w:sz w:val="21"/>
+          <w:szCs w:val="21"/>
+        </w:rPr>
         <w:t xml:space="preserve">🔒 纯局域网：数据只在你自己的 Wi-Fi 里流动，全程不上云、不经第三方服务器</w:t>
       </w:r>
     </w:p>
@@ -664,6 +678,21 @@
           <w:szCs w:val="21"/>
         </w:rPr>
         <w:t xml:space="preserve">4. 连接成功后通知栏出现常驻通知，手机和电脑需在同一 Wi-Fi。</w:t>
+      </w:r>
+    </w:p>
+    <w:p>
+      <w:pPr>
+        <w:spacing w:after="80" w:line="312"/>
+        <w:ind w:firstLine="0"/>
+        <w:jc w:val="both"/>
+      </w:pPr>
+      <w:r>
+        <w:rPr>
+          <w:rFonts w:ascii="Microsoft YaHei" w:cs="Microsoft YaHei" w:eastAsia="Microsoft YaHei" w:hAnsi="Microsoft YaHei"/>
+          <w:sz w:val="21"/>
+          <w:szCs w:val="21"/>
+        </w:rPr>
+        <w:t xml:space="preserve">5. （可选，Root 用户）LSPosed Manager → 启用流转模块 → 勾选微信等目标 App → force-stop 该 App 重新打开 → 后台复制秒达。</w:t>
       </w:r>
     </w:p>
     <w:p>
@@ -845,7 +874,7 @@
                 <w:sz w:val="20"/>
                 <w:szCs w:val="20"/>
               </w:rPr>
-              <w:t xml:space="preserve">复制后切回流转</w:t>
+              <w:t xml:space="preserve">后台复制秒达（LSPosed 模式）</w:t>
             </w:r>
           </w:p>
         </w:tc>
@@ -871,7 +900,7 @@
                 <w:sz w:val="20"/>
                 <w:szCs w:val="20"/>
               </w:rPr>
-              <w:t xml:space="preserve">在任意 App 里复制，然后切回流转发送（推荐）</w:t>
+              <w:t xml:space="preserve">LSPosed 启用流转模块并勾选微信等 App（需 Root）</w:t>
             </w:r>
           </w:p>
         </w:tc>
@@ -897,7 +926,7 @@
                 <w:sz w:val="20"/>
                 <w:szCs w:val="20"/>
               </w:rPr>
-              <w:t xml:space="preserve">最顺手；切回瞬间自动推送剪贴板最新内容，无需任何操作</w:t>
+              <w:t xml:space="preserve">任意 App 后台复制直接秒达电脑，零操作；hook 剪贴板写入路径，只旁路观察对原 App 零干扰</w:t>
             </w:r>
           </w:p>
         </w:tc>
@@ -929,7 +958,7 @@
                 <w:sz w:val="20"/>
                 <w:szCs w:val="20"/>
               </w:rPr>
-              <w:t xml:space="preserve">选中文字直发</w:t>
+              <w:t xml:space="preserve">复制后切回流转</w:t>
             </w:r>
           </w:p>
         </w:tc>
@@ -955,7 +984,7 @@
                 <w:sz w:val="20"/>
                 <w:szCs w:val="20"/>
               </w:rPr>
-              <w:t xml:space="preserve">长按选中文字 → 系统菜单点「流转」</w:t>
+              <w:t xml:space="preserve">复制后切回流转（标准模式，无需 Root）</w:t>
             </w:r>
           </w:p>
         </w:tc>
@@ -981,7 +1010,7 @@
                 <w:sz w:val="20"/>
                 <w:szCs w:val="20"/>
               </w:rPr>
-              <w:t xml:space="preserve">微信等受限制的 App；不经剪贴板直接发送，零等待</w:t>
+              <w:t xml:space="preserve">切回瞬间自动推送剪贴板最新内容</w:t>
             </w:r>
           </w:p>
         </w:tc>
@@ -1013,7 +1042,7 @@
                 <w:sz w:val="20"/>
                 <w:szCs w:val="20"/>
               </w:rPr>
-              <w:t xml:space="preserve">分享给流转</w:t>
+              <w:t xml:space="preserve">选中文字直发</w:t>
             </w:r>
           </w:p>
         </w:tc>
@@ -1039,7 +1068,7 @@
                 <w:sz w:val="20"/>
                 <w:szCs w:val="20"/>
               </w:rPr>
-              <w:t xml:space="preserve">系统分享菜单选「流转」</w:t>
+              <w:t xml:space="preserve">长按选中文字 → 系统菜单点「流转」</w:t>
             </w:r>
           </w:p>
         </w:tc>
@@ -1065,7 +1094,7 @@
                 <w:sz w:val="20"/>
                 <w:szCs w:val="20"/>
               </w:rPr>
-              <w:t xml:space="preserve">发文件/图片/多选内容</w:t>
+              <w:t xml:space="preserve">微信等受限制的 App；不经剪贴板直接发送，零等待</w:t>
             </w:r>
           </w:p>
         </w:tc>
@@ -1097,7 +1126,7 @@
                 <w:sz w:val="20"/>
                 <w:szCs w:val="20"/>
               </w:rPr>
-              <w:t xml:space="preserve">发送页手动输入</w:t>
+              <w:t xml:space="preserve">分享给流转</w:t>
             </w:r>
           </w:p>
         </w:tc>
@@ -1123,7 +1152,7 @@
                 <w:sz w:val="20"/>
                 <w:szCs w:val="20"/>
               </w:rPr>
-              <w:t xml:space="preserve">打开流转 → 发送页输入文字 → 发送</w:t>
+              <w:t xml:space="preserve">系统分享菜单选「流转」</w:t>
             </w:r>
           </w:p>
         </w:tc>
@@ -1149,7 +1178,7 @@
                 <w:sz w:val="20"/>
                 <w:szCs w:val="20"/>
               </w:rPr>
-              <w:t xml:space="preserve">临时记录一段文字</w:t>
+              <w:t xml:space="preserve">发文件/图片/多选内容</w:t>
             </w:r>
           </w:p>
         </w:tc>
@@ -1181,6 +1210,90 @@
                 <w:sz w:val="20"/>
                 <w:szCs w:val="20"/>
               </w:rPr>
+              <w:t xml:space="preserve">发送页手动输入</w:t>
+            </w:r>
+          </w:p>
+        </w:tc>
+        <w:tc>
+          <w:tcPr>
+            <w:tcW w:type="pct" w:w="35%"/>
+            <w:tcMar>
+              <w:top w:type="dxa" w:w="80"/>
+              <w:left w:type="dxa" w:w="120"/>
+              <w:bottom w:type="dxa" w:w="80"/>
+              <w:right w:type="dxa" w:w="120"/>
+            </w:tcMar>
+          </w:tcPr>
+          <w:p>
+            <w:pPr>
+              <w:spacing w:line="312"/>
+            </w:pPr>
+            <w:r>
+              <w:rPr>
+                <w:rFonts w:ascii="Microsoft YaHei" w:cs="Microsoft YaHei" w:eastAsia="Microsoft YaHei" w:hAnsi="Microsoft YaHei"/>
+                <w:b w:val="false"/>
+                <w:bCs w:val="false"/>
+                <w:sz w:val="20"/>
+                <w:szCs w:val="20"/>
+              </w:rPr>
+              <w:t xml:space="preserve">打开流转 → 发送页输入文字 → 发送</w:t>
+            </w:r>
+          </w:p>
+        </w:tc>
+        <w:tc>
+          <w:tcPr>
+            <w:tcW w:type="pct" w:w="35%"/>
+            <w:tcMar>
+              <w:top w:type="dxa" w:w="80"/>
+              <w:left w:type="dxa" w:w="120"/>
+              <w:bottom w:type="dxa" w:w="80"/>
+              <w:right w:type="dxa" w:w="120"/>
+            </w:tcMar>
+          </w:tcPr>
+          <w:p>
+            <w:pPr>
+              <w:spacing w:line="312"/>
+            </w:pPr>
+            <w:r>
+              <w:rPr>
+                <w:rFonts w:ascii="Microsoft YaHei" w:cs="Microsoft YaHei" w:eastAsia="Microsoft YaHei" w:hAnsi="Microsoft YaHei"/>
+                <w:b w:val="false"/>
+                <w:bCs w:val="false"/>
+                <w:sz w:val="20"/>
+                <w:szCs w:val="20"/>
+              </w:rPr>
+              <w:t xml:space="preserve">临时记录一段文字</w:t>
+            </w:r>
+          </w:p>
+        </w:tc>
+      </w:tr>
+      <w:tr>
+        <w:trPr>
+          <w:cantSplit/>
+          <w:tblHeader w:val="false"/>
+        </w:trPr>
+        <w:tc>
+          <w:tcPr>
+            <w:tcW w:type="pct" w:w="30%"/>
+            <w:tcMar>
+              <w:top w:type="dxa" w:w="80"/>
+              <w:left w:type="dxa" w:w="120"/>
+              <w:bottom w:type="dxa" w:w="80"/>
+              <w:right w:type="dxa" w:w="120"/>
+            </w:tcMar>
+          </w:tcPr>
+          <w:p>
+            <w:pPr>
+              <w:spacing w:line="312"/>
+            </w:pPr>
+            <w:r>
+              <w:rPr>
+                <w:rFonts w:ascii="Microsoft YaHei" w:cs="Microsoft YaHei" w:eastAsia="Microsoft YaHei" w:hAnsi="Microsoft YaHei"/>
+                <w:b w:val="false"/>
+                <w:bCs w:val="false"/>
+                <w:sz w:val="20"/>
+                <w:szCs w:val="20"/>
+              </w:rPr>
               <w:t xml:space="preserve">后台自动发送</w:t>
             </w:r>
           </w:p>
@@ -1257,7 +1370,7 @@
           <w:sz w:val="20"/>
           <w:szCs w:val="20"/>
         </w:rPr>
-        <w:t xml:space="preserve">❓ 为什么微信里复制不能后台自动发送？这是 Android 10+ 的系统安全限制：无窗口焦点的 App 读取剪贴板会被系统拒绝（微信本身也不向无障碍服务暴露选中内容）。这不是软件故障。流转的应对是「切回瞬间推送」和「选中直发」两条合规路径，不使用 Root/轮询等侵入手段。</w:t>
+        <w:t xml:space="preserve">❓ 标准模式（无 Root）下为什么微信复制不能后台自动发送？Android 10+ 禁止无焦点 App 读取剪贴板（微信也不向无障碍暴露选中内容），这是系统安全限制而非软件故障。解决方案即上表第一行：装 LSPosed 模块实现真·后台秒达。</w:t>
       </w:r>
     </w:p>
     <w:p>
@@ -1796,7 +1909,7 @@
           <w:sz w:val="21"/>
           <w:szCs w:val="21"/>
         </w:rPr>
-        <w:t xml:space="preserve">A：系统限制（见第七章说明）。复制后切回流转即可瞬间送达；或在微信里长按选中文字用「流转」菜单直发。</w:t>
+        <w:t xml:space="preserve">A：标准模式（无 Root）下这是系统安全限制。三种解法：① 装 LSPosed 模块实现后台秒达（推荐）；② 复制后切回流转瞬间送达；③ 长按选中文字用「流转」菜单直发。</w:t>
       </w:r>
     </w:p>
     <w:p>
@@ -1811,7 +1924,7 @@
           <w:sz w:val="21"/>
           <w:szCs w:val="21"/>
         </w:rPr>
-        <w:t xml:space="preserve">Q：为什么切回流转才发送？</w:t>
+        <w:t xml:space="preserve">Q：为什么（标准模式下）切回流转才发送？</w:t>
       </w:r>
     </w:p>
     <w:p>
@@ -2061,7 +2174,7 @@
         <w:sz w:val="16"/>
         <w:szCs w:val="16"/>
       </w:rPr>
-      <w:t xml:space="preserve">流转使用说明书 v2.0</w:t>
+      <w:t xml:space="preserve">流转使用说明书 v2.1</w:t>
     </w:r>
   </w:p>
 </w:ftr>
